--- a/crates/elide/tests/testdata/sample.docx
+++ b/crates/elide/tests/testdata/sample.docx
@@ -1,6 +1,6 @@
 
 <file path=word/document.xml><?xml version="1.0" encoding="utf-8"?>
-<w:document xmlns:w="http://schemas.openxmlformats.org/wordprocessingml/2006/main">
+<w:document xmlns:w="http://schemas.openxmlformats.org/wordprocessingml/2006/main" xmlns:r="http://schemas.openxmlformats.org/officeDocument/2006/relationships">
   <w:body>
     <w:p>
       <w:r>
@@ -13,9 +13,11 @@
       </w:r>
     </w:p>
     <w:p>
-      <w:r>
-        <w:t xml:space="preserve">Email: alice.johnson@example.com</w:t>
-      </w:r>
+      <w:hyperlink r:id="rIdAlice">
+        <w:r>
+          <w:t xml:space="preserve">Email: alice.johnson@example.com</w:t>
+        </w:r>
+      </w:hyperlink>
     </w:p>
     <w:p>
       <w:r>
@@ -48,9 +50,11 @@
       </w:r>
     </w:p>
     <w:p>
-      <w:r>
-        <w:t xml:space="preserve">Email: bob.smith@example.com</w:t>
-      </w:r>
+      <w:hyperlink r:id="rIdBob">
+        <w:r>
+          <w:t xml:space="preserve">Email: bob.smith@example.com</w:t>
+        </w:r>
+      </w:hyperlink>
     </w:p>
     <w:p>
       <w:r>
